--- a/SRS/安全测评要求手动验证指引.docx
+++ b/SRS/安全测评要求手动验证指引.docx
@@ -2421,7 +2421,7 @@
         <w:pStyle w:val="Heading2"/>
       </w:pPr>
       <w:r>
-        <w:t>7.1.7  用户数据完整性保护：公开/一般/敏感数据在存储、传输、处理全流程完整性校验，发现篡改可恢复</w:t>
+        <w:t>7.1.7  用户数据完整性保护：a) 对网络传输的用户公开数据进行完整性检测；b) 对存储的用户一般数据在数据被使用前进行完整性检测；c) 对网络传输的用户一般数据进行完整性检测；e) 对存储的用户重要数据通过完整性标签进行检测，使用前发现破损并能一定恢复；f) 对网络传输的用户重要数据通过完整性标签进行检测，破损时能一定恢复</w:t>
       </w:r>
     </w:p>
     <w:p>

--- a/SRS/安全测评要求手动验证指引.docx
+++ b/SRS/安全测评要求手动验证指引.docx
@@ -77,7 +77,7 @@
     </w:p>
     <w:p>
       <w:r>
-        <w:t>密码统一为 SrsDemo#2026；特权账号（admin / secadmin / auditadmin）登录时需输入图形验证码。</w:t>
+        <w:t>演示账号密码统一为 SrsDemo#2026；特权账号（admin / secadmin / auditadmin）登录时需输入图形验证码；superAdmin 为内置超级账号，密码由管理员保管。</w:t>
       </w:r>
     </w:p>
     <w:tbl>
@@ -128,6 +128,38 @@
                 <w:b/>
               </w:rPr>
               <w:t>用途</w:t>
+            </w:r>
+          </w:p>
+        </w:tc>
+      </w:tr>
+      <w:tr>
+        <w:tc>
+          <w:tcPr>
+            <w:tcW w:type="dxa" w:w="2880"/>
+          </w:tcPr>
+          <w:p>
+            <w:r>
+              <w:t>superAdmin</w:t>
+            </w:r>
+          </w:p>
+        </w:tc>
+        <w:tc>
+          <w:tcPr>
+            <w:tcW w:type="dxa" w:w="2880"/>
+          </w:tcPr>
+          <w:p>
+            <w:r>
+              <w:t>超级管理员（内置）</w:t>
+            </w:r>
+          </w:p>
+        </w:tc>
+        <w:tc>
+          <w:tcPr>
+            <w:tcW w:type="dxa" w:w="2880"/>
+          </w:tcPr>
+          <w:p>
+            <w:r>
+              <w:t>全部功能；用于部署与应急，密码不公开，不在验证用例中使用</w:t>
             </w:r>
           </w:p>
         </w:tc>
@@ -2430,7 +2462,7 @@
           <w:color w:val="666666"/>
           <w:sz w:val="18"/>
         </w:rPr>
-        <w:t>当前状态：已完成（2026-10-17）：标签校验+破损检测告警+写后自动刷新验证通过；恢复依赖 DB 备份如实标注；报文级篡改检测由部署层 TLS 承担</w:t>
+        <w:t>当前状态：已完成（2026-10-20 按标准 a/b/c/e/f 复核整改）：一般/重要数据存储已纳入 SHA256 完整性标签，读取用例与生成报告前强制校验，破损返回 409 并记 integrity_broken 告警；传输完整性由部署层 TLS 承担；重要数据破损后经数据库备份恢复并复核标签一致</w:t>
       </w:r>
     </w:p>
     <w:p>
@@ -2457,7 +2489,7 @@
         <w:t>实现位置：</w:t>
       </w:r>
       <w:r>
-        <w:t>数据篡改检测：关键数据（项目/用例/用例步骤/问题单）生成 SHA256 完整性标签（DataIntegrityTag，apps/project/tools/integrity.py），核对时重算比对</w:t>
+        <w:t>公开数据传输保护：全部接口经 deploy/https 的 nginx TLS 反向代理（TLSv1.2/1.3），TLS 记录层 MAC 作为传输完整性标签，报文被篡改即校验失败并断链；应用不提供明文 HTTP 入口</w:t>
       </w:r>
     </w:p>
     <w:p>
@@ -2471,7 +2503,7 @@
         <w:t>验证步骤：</w:t>
       </w:r>
       <w:r>
-        <w:t>①审计员在统一安全审计页点「立即核查」，48 条受保护数据批量重算比对，全部完好</w:t>
+        <w:t>按 deploy/https/README.md 启动 nginx 后抓包篡改公开接口（字典/公告）响应报文，客户端 TLS 校验失败、连接中断，被篡改数据不落地</w:t>
       </w:r>
     </w:p>
     <w:p>
@@ -2512,7 +2544,7 @@
         <w:t>实现位置：</w:t>
       </w:r>
       <w:r>
-        <w:t>写后自动刷新：integrity_signals.py 的 post_save/post_delete 保证正常业务写入后标签与数据一致</w:t>
+        <w:t>一般数据存储保护：轮次/被测件/设计需求/测试项纳入 DataIntegrityTag（SHA256 标签），写后由 integrity_signals 自动刷新；读取用例、生成报告前调用 ensure_intact / ensure_round_intact 重算比对，破损即拒绝使用并记 integrity_broken 告警</w:t>
       </w:r>
     </w:p>
     <w:p>
@@ -2526,7 +2558,7 @@
         <w:t>验证步骤：</w:t>
       </w:r>
       <w:r>
-        <w:t>②正常新增/修改用例、问题单后再次核查，无破损</w:t>
+        <w:t>绕过应用直改数据库中的一条轮次/被测件，再打开用例或生成报告——操作被 409 拒绝并产生告警；正常修改后再次使用无异常</w:t>
       </w:r>
     </w:p>
     <w:p>
@@ -2567,7 +2599,7 @@
         <w:t>实现位置：</w:t>
       </w:r>
       <w:r>
-        <w:t>破损识别与告警：核查发现摘要不一致即判定破损，返回定位信息并记 integrity_broken 告警事件</w:t>
+        <w:t>一般数据传输保护：同公开数据，全部业务接口经 TLS；一般数据报文在 TLS 记录层做完整性校验，篡改或丢包导致 MAC 校验失败即断链，不进入应用层</w:t>
       </w:r>
     </w:p>
     <w:p>
@@ -2581,7 +2613,7 @@
         <w:t>验证步骤：</w:t>
       </w:r>
       <w:r>
-        <w:t>③绕过应用直接改数据库里的一条用例，再次核查 → 红色告警并定位到该行数据</w:t>
+        <w:t>抓包篡改一般数据接口（轮次/被测件/设计需求/测试项）报文，连接中断，业务侧收不到被篡改数据</w:t>
       </w:r>
     </w:p>
     <w:p>
@@ -2622,7 +2654,7 @@
         <w:t>实现位置：</w:t>
       </w:r>
       <w:r>
-        <w:t>破损恢复：依赖数据库备份恢复（应用层无法凭空重建被篡改内容，如实标注）；恢复后复核标签一致</w:t>
+        <w:t>重要数据存储保护：项目/用例/用例步骤/问题单生成 SHA256 完整性标签（DataIntegrityTag，apps/project/tools/integrity.py）；使用前校验（用例读取、报告生成）发现破损即拒绝并告警；恢复依赖数据库备份导入，恢复后复核标签一致；批量 update 路径补刷标签，避免误报</w:t>
       </w:r>
     </w:p>
     <w:p>
@@ -2636,7 +2668,7 @@
         <w:t>验证步骤：</w:t>
       </w:r>
       <w:r>
-        <w:t>④从数据库备份恢复被改数据后重新核查，恢复完好</w:t>
+        <w:t>①绕过应用直改一条用例 → 读取该用例返回 409 并告警；②从数据库备份恢复该行后重新核查，标签一致；③批量替换人员/文本后核查仍完好</w:t>
       </w:r>
     </w:p>
     <w:p>
@@ -2677,7 +2709,7 @@
         <w:t>实现位置：</w:t>
       </w:r>
       <w:r>
-        <w:t>业务处理回退：关键写操作包在 @transaction.atomic 内，异常时整体回滚，不留残缺数据</w:t>
+        <w:t>重要数据传输保护：重要数据接口（项目/用例/问题单/文档下载）全程 TLS，TLS 记录层 MAC 作为传输完整性标签，篡改即断链；备份文件落地时另记 SHA-256 摘要，恢复前校验</w:t>
       </w:r>
     </w:p>
     <w:p>
@@ -2691,7 +2723,7 @@
         <w:t>验证步骤：</w:t>
       </w:r>
       <w:r>
-        <w:t>⑤构造中途失败的业务操作（如批量建用例时数据不合法），核对无半成品数据落库</w:t>
+        <w:t>抓包篡改重要数据接口报文 → TLS 校验失败、连接中断；备份恢复时摘要不符则拒绝恢复</w:t>
       </w:r>
     </w:p>
     <w:p>
